--- a/app/src/main/assets/pydata/template/Zapisnik opste Obdukcija.docx
+++ b/app/src/main/assets/pydata/template/Zapisnik opste Obdukcija.docx
@@ -2274,47 +2274,104 @@
           <w:lang w:val="bs-Latn-BA"/>
         </w:rPr>
       </w:pPr>
+      <w:r>
+        <w:rPr>
+          <w:rFonts w:ascii="Georgia" w:hAnsi="Georgia" w:cs="Tahoma"/>
+          <w:snapToGrid w:val="0"/>
+          <w:lang w:val="bs-Latn-BA"/>
+        </w:rPr>
+        <w:t xml:space="preserve">                                                                                                                                    </w:t>
+      </w:r>
+      <w:r>
+        <w:rPr>
+          <w:rFonts w:ascii="Georgia" w:hAnsi="Georgia" w:cs="Tahoma"/>
+          <w:snapToGrid w:val="0"/>
+          <w:lang w:val="bs-Latn-BA"/>
+        </w:rPr>
+        <w:t>Vještak</w:t>
+      </w:r>
     </w:p>
     <w:p>
       <w:pPr>
         <w:tabs>
           <w:tab w:val="left" w:pos="3840"/>
         </w:tabs>
-        <w:jc w:val="right"/>
-        <w:rPr>
-          <w:rFonts w:ascii="Georgia" w:hAnsi="Georgia" w:cs="Tahoma"/>
-          <w:snapToGrid w:val="0"/>
-          <w:lang w:val="bs-Latn-BA"/>
-        </w:rPr>
-      </w:pPr>
-      <w:r>
-        <w:rPr>
-          <w:rFonts w:ascii="Georgia" w:hAnsi="Georgia" w:cs="Tahoma"/>
-          <w:snapToGrid w:val="0"/>
-          <w:lang w:val="bs-Latn-BA"/>
-        </w:rPr>
-        <w:t>Vještak</w:t>
-      </w:r>
+        <w:jc w:val="center"/>
+        <w:rPr>
+          <w:rFonts w:ascii="Georgia" w:hAnsi="Georgia" w:cs="Tahoma"/>
+          <w:snapToGrid w:val="0"/>
+          <w:lang w:val="bs-Latn-BA"/>
+        </w:rPr>
+      </w:pPr>
     </w:p>
     <w:p>
       <w:pPr>
         <w:tabs>
           <w:tab w:val="left" w:pos="3840"/>
         </w:tabs>
+        <w:spacing w:after="120"/>
+        <w:jc w:val="center"/>
+        <w:rPr>
+          <w:rFonts w:ascii="Georgia" w:hAnsi="Georgia" w:cs="Tahoma"/>
+          <w:snapToGrid w:val="0"/>
+          <w:lang w:val="bs-Latn-BA"/>
+        </w:rPr>
+      </w:pPr>
+      <w:r>
+        <w:rPr>
+          <w:rFonts w:ascii="Georgia" w:hAnsi="Georgia" w:cs="Tahoma"/>
+          <w:snapToGrid w:val="0"/>
+          <w:lang w:val="bs-Latn-BA"/>
+        </w:rPr>
+        <w:t xml:space="preserve">                                                                                                                                      </w:t>
+      </w:r>
+      <w:r>
+        <w:rPr>
+          <w:rFonts w:ascii="Georgia" w:hAnsi="Georgia" w:cs="Tahoma"/>
+          <w:snapToGrid w:val="0"/>
+          <w:lang w:val="bs-Latn-BA"/>
+        </w:rPr>
+        <w:t xml:space="preserve">Prof. </w:t>
+      </w:r>
+      <w:r>
+        <w:rPr>
+          <w:rFonts w:ascii="Georgia" w:hAnsi="Georgia" w:cs="Tahoma"/>
+          <w:snapToGrid w:val="0"/>
+          <w:lang w:val="bs-Latn-BA"/>
+        </w:rPr>
+        <w:t xml:space="preserve">dr. </w:t>
+      </w:r>
+      <w:r>
+        <w:rPr>
+          <w:rFonts w:ascii="Georgia" w:hAnsi="Georgia" w:cs="Tahoma"/>
+          <w:snapToGrid w:val="0"/>
+          <w:lang w:val="bs-Latn-BA"/>
+        </w:rPr>
+        <w:t xml:space="preserve">Nermin Sarajlić </w:t>
+      </w:r>
+    </w:p>
+    <w:p>
+      <w:pPr>
         <w:jc w:val="right"/>
         <w:rPr>
-          <w:rFonts w:ascii="Georgia" w:hAnsi="Georgia"/>
-          <w:b/>
-          <w:lang w:val="bs-Latn-BA"/>
-        </w:rPr>
-      </w:pPr>
-      <w:r>
-        <w:rPr>
-          <w:rFonts w:ascii="Georgia" w:hAnsi="Georgia" w:cs="Tahoma"/>
-          <w:snapToGrid w:val="0"/>
-          <w:lang w:val="bs-Latn-BA"/>
-        </w:rPr>
-        <w:t xml:space="preserve">                                                                                                                               Prof. dr Adis Salihbegović                                                                                            specijalista sudske medicine</w:t>
+          <w:lang w:val="bs-Latn-BA"/>
+        </w:rPr>
+      </w:pPr>
+      <w:r>
+        <w:rPr>
+          <w:rFonts w:ascii="Georgia" w:hAnsi="Georgia" w:cs="Tahoma"/>
+          <w:snapToGrid w:val="0"/>
+          <w:lang w:val="bs-Latn-BA"/>
+        </w:rPr>
+        <w:t>S</w:t>
+      </w:r>
+      <w:r>
+        <w:rPr>
+          <w:rFonts w:ascii="Georgia" w:hAnsi="Georgia" w:cs="Tahoma"/>
+          <w:snapToGrid w:val="0"/>
+          <w:lang w:val="bs-Latn-BA"/>
+        </w:rPr>
+        <w:t>pecijalista sudske medicine</w:t>
       </w:r>
     </w:p>
     <w:p>
@@ -2580,39 +2637,47 @@
 </file>
 
 <file path=word/header2.xml><?xml version="1.0" encoding="utf-8"?>
-<w:hdr xmlns:wpc="http://schemas.microsoft.com/office/word/2010/wordprocessingCanvas" xmlns:cx="http://schemas.microsoft.com/office/drawing/2014/chartex" xmlns:cx1="http://schemas.microsoft.com/office/drawing/2015/9/8/chartex" xmlns:cx2="http://schemas.microsoft.com/office/drawing/2015/10/21/chartex" xmlns:cx3="http://schemas.microsoft.com/office/drawing/2016/5/9/chartex" xmlns:cx4="http://schemas.microsoft.com/office/drawing/2016/5/10/chartex" xmlns:cx5="http://schemas.microsoft.com/office/drawing/2016/5/11/chartex" xmlns:cx6="http://schemas.microsoft.com/office/drawing/2016/5/12/chartex" xmlns:cx7="http://schemas.microsoft.com/office/drawing/2016/5/13/chartex" xmlns:cx8="http://schemas.microsoft.com/office/drawing/2016/5/14/chartex" xmlns:mc="http://schemas.openxmlformats.org/markup-compatibility/2006" xmlns:aink="http://schemas.microsoft.com/office/drawing/2016/ink" xmlns:am3d="http://schemas.microsoft.com/office/drawing/2017/model3d" xmlns:o="urn:schemas-microsoft-com:office:office" xmlns:oel="http://schemas.microsoft.com/office/2019/extlst" xmlns:r="http://schemas.openxmlformats.org/officeDocument/2006/relationships" xmlns:m="http://schemas.openxmlformats.org/officeDocument/2006/math" xmlns:v="urn:schemas-microsoft-com:vml" xmlns:wp14="http://schemas.microsoft.com/office/word/2010/wordprocessingDrawing" xmlns:wp="http://schemas.openxmlformats.org/drawingml/2006/wordprocessingDrawing" xmlns:w10="urn:schemas-microsoft-com:office:word" xmlns:w="http://schemas.openxmlformats.org/wordprocessingml/2006/main" xmlns:w14="http://schemas.microsoft.com/office/word/2010/wordml" xmlns:w15="http://schemas.microsoft.com/office/word/2012/wordml" xmlns:w16cex="http://schemas.microsoft.com/office/word/2018/wordml/cex" xmlns:w16cid="http://schemas.microsoft.com/office/word/2016/wordml/cid" xmlns:w16="http://schemas.microsoft.com/office/word/2018/wordml" xmlns:w16du="http://schemas.microsoft.com/office/word/2023/wordml/word16du" xmlns:w16sdtdh="http://schemas.microsoft.com/office/word/2020/wordml/sdtdatahash" xmlns:w16sdtfl="http://schemas.microsoft.com/office/word/2024/wordml/sdtformatlock" xmlns:w16se="http://schemas.microsoft.com/office/word/2015/wordml/symex" xmlns:wpg="http://schemas.microsoft.com/office/word/2010/wordprocessingGroup" xmlns:wpi="http://schemas.microsoft.com/office/word/2010/wordprocessingInk" xmlns:wne="http://schemas.microsoft.com/office/word/2006/wordml" xmlns:wps="http://schemas.microsoft.com/office/word/2010/wordprocessingShape" mc:Ignorable="w14 w15 w16se w16cid w16 w16cex w16sdtdh w16sdtfl w16du wp14">
+<w:hdr xmlns:wpc="http://schemas.microsoft.com/office/word/2010/wordprocessingCanvas" xmlns:cx="http://schemas.microsoft.com/office/drawing/2014/chartex" xmlns:cx1="http://schemas.microsoft.com/office/drawing/2015/9/8/chartex" xmlns:cx2="http://schemas.microsoft.com/office/drawing/2015/10/21/chartex" xmlns:cx3="http://schemas.microsoft.com/office/drawing/2016/5/9/chartex" xmlns:cx4="http://schemas.microsoft.com/office/drawing/2016/5/10/chartex" xmlns:cx5="http://schemas.microsoft.com/office/drawing/2016/5/11/chartex" xmlns:cx6="http://schemas.microsoft.com/office/drawing/2016/5/12/chartex" xmlns:cx7="http://schemas.microsoft.com/office/drawing/2016/5/13/chartex" xmlns:cx8="http://schemas.microsoft.com/office/drawing/2016/5/14/chartex" xmlns:mc="http://schemas.openxmlformats.org/markup-compatibility/2006" xmlns:aink="http://schemas.microsoft.com/office/drawing/2016/ink" xmlns:am3d="http://schemas.microsoft.com/office/drawing/2017/model3d" xmlns:o="urn:schemas-microsoft-com:office:office" xmlns:oel="http://schemas.microsoft.com/office/2019/extlst" xmlns:r="http://schemas.openxmlformats.org/officeDocument/2006/relationships" xmlns:m="http://schemas.openxmlformats.org/officeDocument/2006/math" xmlns:v="urn:schemas-microsoft-com:vml" xmlns:wp14="http://schemas.microsoft.com/office/word/2010/wordprocessingDrawing" xmlns:wp="http://schemas.openxmlformats.org/drawingml/2006/wordprocessingDrawing" xmlns:w10="urn:schemas-microsoft-com:office:word" xmlns:w="http://schemas.openxmlformats.org/wordprocessingml/2006/main" xmlns:w14="http://schemas.microsoft.com/office/word/2010/wordml" xmlns:w15="http://schemas.microsoft.com/office/word/2012/wordml" xmlns:w16cei="http://schemas.microsoft.com/office/word/2026/wordml/cei" xmlns:w16cex="http://schemas.microsoft.com/office/word/2018/wordml/cex" xmlns:w16cid="http://schemas.microsoft.com/office/word/2016/wordml/cid" xmlns:w16="http://schemas.microsoft.com/office/word/2018/wordml" xmlns:w16du="http://schemas.microsoft.com/office/word/2023/wordml/word16du" xmlns:w16sdtdh="http://schemas.microsoft.com/office/word/2020/wordml/sdtdatahash" xmlns:w16sdtfl="http://schemas.microsoft.com/office/word/2024/wordml/sdtformatlock" xmlns:w16se="http://schemas.microsoft.com/office/word/2015/wordml/symex" xmlns:wpg="http://schemas.microsoft.com/office/word/2010/wordprocessingGroup" xmlns:wpi="http://schemas.microsoft.com/office/word/2010/wordprocessingInk" xmlns:wne="http://schemas.microsoft.com/office/word/2006/wordml" xmlns:wps="http://schemas.microsoft.com/office/word/2010/wordprocessingShape" mc:Ignorable="w14 w15 w16se w16cid w16 w16cex w16sdtdh w16sdtfl w16du wp14">
   <w:p>
     <w:pPr>
       <w:tabs>
         <w:tab w:val="center" w:pos="4680"/>
         <w:tab w:val="right" w:pos="9360"/>
       </w:tabs>
-      <w:spacing w:after="60" w:line="240" w:lineRule="auto"/>
-      <w:ind w:right="360"/>
-      <w:rPr>
-        <w:rFonts w:ascii="Times New Roman" w:eastAsia="Calibri" w:hAnsi="Times New Roman" w:cs="Times New Roman"/>
-        <w:sz w:val="18"/>
-        <w:szCs w:val="20"/>
-        <w:lang w:val="bs-Latn-BA"/>
+      <w:spacing w:after="0"/>
+      <w:rPr>
+        <w:rFonts w:ascii="Clarendon" w:eastAsia="Calibri" w:hAnsi="Clarendon" w:cs="Calibri"/>
+        <w:b/>
+        <w:i/>
+        <w:lang w:val="hr-HR"/>
       </w:rPr>
     </w:pPr>
     <w:r>
       <w:rPr>
-        <w:rFonts w:ascii="Times New Roman" w:eastAsia="Calibri" w:hAnsi="Times New Roman" w:cs="Times New Roman"/>
+        <w:rFonts w:ascii="Clarendon" w:eastAsia="Calibri" w:hAnsi="Clarendon" w:cs="Calibri"/>
         <w:b/>
         <w:i/>
-        <w:lang w:val="bs-Latn-BA"/>
-      </w:rPr>
-      <w:t xml:space="preserve">Prof. dr Adis Salihbegović                                                                                      </w:t>
+        <w:lang w:val="hr-HR"/>
+      </w:rPr>
+      <w:t xml:space="preserve">STALNI SUDSKI VJEŠTAK                                                                           </w:t>
     </w:r>
     <w:r>
       <w:rPr>
-        <w:rFonts w:ascii="Times New Roman" w:eastAsia="Calibri" w:hAnsi="Times New Roman" w:cs="Times New Roman"/>
-        <w:sz w:val="18"/>
-        <w:szCs w:val="20"/>
-        <w:lang w:val="bs-Latn-BA"/>
-      </w:rPr>
-      <w:t xml:space="preserve">Mob:++387 61 189 549     </w:t>
+        <w:rFonts w:ascii="Clarendon" w:eastAsia="Calibri" w:hAnsi="Clarendon" w:cs="Calibri"/>
+        <w:bCs/>
+        <w:i/>
+        <w:lang w:val="hr-HR"/>
+      </w:rPr>
+      <w:t>Mob: ++387 61 213 740</w:t>
+    </w:r>
+    <w:r>
+      <w:rPr>
+        <w:rFonts w:ascii="Clarendon" w:eastAsia="Calibri" w:hAnsi="Clarendon" w:cs="Calibri"/>
+        <w:b/>
+        <w:i/>
+        <w:lang w:val="hr-HR"/>
+      </w:rPr>
+      <w:t xml:space="preserve">     </w:t>
     </w:r>
   </w:p>
   <w:p>
@@ -2621,43 +2686,49 @@
         <w:tab w:val="center" w:pos="4680"/>
         <w:tab w:val="right" w:pos="9360"/>
       </w:tabs>
-      <w:spacing w:after="60" w:line="240" w:lineRule="auto"/>
-      <w:ind w:right="360"/>
-      <w:rPr>
-        <w:rFonts w:ascii="Times New Roman" w:eastAsia="Calibri" w:hAnsi="Times New Roman" w:cs="Times New Roman"/>
-        <w:lang w:val="bs-Latn-BA"/>
+      <w:spacing w:after="0"/>
+      <w:rPr>
+        <w:rFonts w:ascii="Clarendon" w:eastAsia="Calibri" w:hAnsi="Clarendon" w:cs="Calibri"/>
+        <w:b/>
+        <w:i/>
+        <w:lang w:val="hr-HR"/>
       </w:rPr>
     </w:pPr>
     <w:r>
       <w:rPr>
-        <w:rFonts w:ascii="Times New Roman" w:eastAsia="Calibri" w:hAnsi="Times New Roman" w:cs="Times New Roman"/>
+        <w:rFonts w:ascii="Clarendon" w:eastAsia="Calibri" w:hAnsi="Clarendon" w:cs="Calibri"/>
         <w:b/>
-        <w:lang w:val="bs-Latn-BA"/>
-      </w:rPr>
-      <w:t>Specijalista sudske medicine</w:t>
+        <w:i/>
+        <w:lang w:val="hr-HR"/>
+      </w:rPr>
+      <w:t xml:space="preserve"> Prof.dr.sc. Nermin Sarajli</w:t>
     </w:r>
     <w:r>
       <w:rPr>
-        <w:rFonts w:ascii="Times New Roman" w:eastAsia="Calibri" w:hAnsi="Times New Roman" w:cs="Times New Roman"/>
-        <w:lang w:val="bs-Latn-BA"/>
-      </w:rPr>
-      <w:t xml:space="preserve">                                                                                 </w:t>
+        <w:rFonts w:ascii="Cambria" w:eastAsia="Calibri" w:hAnsi="Cambria" w:cs="Cambria"/>
+        <w:b/>
+        <w:i/>
+        <w:lang w:val="hr-HR"/>
+      </w:rPr>
+      <w:t>ć</w:t>
     </w:r>
     <w:r>
       <w:rPr>
-        <w:rFonts w:ascii="Times New Roman" w:eastAsia="Calibri" w:hAnsi="Times New Roman" w:cs="Times New Roman"/>
-        <w:sz w:val="18"/>
-        <w:szCs w:val="20"/>
-        <w:lang w:val="bs-Latn-BA"/>
-      </w:rPr>
-      <w:t>Fax: ++387 33 666 545</w:t>
+        <w:rFonts w:ascii="Clarendon" w:eastAsia="Calibri" w:hAnsi="Clarendon" w:cs="Calibri"/>
+        <w:b/>
+        <w:i/>
+        <w:lang w:val="hr-HR"/>
+      </w:rPr>
+      <w:t xml:space="preserve">                                                                      </w:t>
     </w:r>
     <w:r>
       <w:rPr>
-        <w:rFonts w:ascii="Times New Roman" w:eastAsia="Calibri" w:hAnsi="Times New Roman" w:cs="Times New Roman"/>
-        <w:lang w:val="bs-Latn-BA"/>
-      </w:rPr>
-      <w:t xml:space="preserve">                                                                                                                               </w:t>
+        <w:rFonts w:ascii="Clarendon" w:eastAsia="Calibri" w:hAnsi="Clarendon" w:cs="Calibri"/>
+        <w:bCs/>
+        <w:i/>
+        <w:lang w:val="hr-HR"/>
+      </w:rPr>
+      <w:t>Fax: ++387 33 666 545</w:t>
     </w:r>
   </w:p>
   <w:p>
@@ -2666,53 +2737,40 @@
         <w:tab w:val="center" w:pos="4680"/>
         <w:tab w:val="right" w:pos="9360"/>
       </w:tabs>
-      <w:spacing w:after="60" w:line="240" w:lineRule="auto"/>
-      <w:ind w:right="360"/>
-      <w:rPr>
-        <w:rFonts w:ascii="Calibri" w:eastAsia="Calibri" w:hAnsi="Calibri" w:cs="Calibri"/>
+      <w:spacing w:after="0"/>
+      <w:rPr>
+        <w:rFonts w:ascii="Clarendon" w:eastAsia="Calibri" w:hAnsi="Clarendon" w:cs="Calibri"/>
+        <w:b/>
+        <w:i/>
+        <w:lang w:val="hr-HR"/>
       </w:rPr>
     </w:pPr>
     <w:r>
       <w:rPr>
-        <w:rFonts w:ascii="Times New Roman" w:eastAsia="Calibri" w:hAnsi="Times New Roman" w:cs="Times New Roman"/>
+        <w:rFonts w:ascii="Clarendon" w:eastAsia="Calibri" w:hAnsi="Clarendon" w:cs="Calibri"/>
         <w:b/>
-        <w:lang w:val="bs-Latn-BA"/>
-      </w:rPr>
-      <w:t>Stalni sudski vještak</w:t>
+        <w:i/>
+        <w:lang w:val="hr-HR"/>
+      </w:rPr>
+      <w:t xml:space="preserve"> Specijalista sudske medicine                                             </w:t>
     </w:r>
     <w:r>
       <w:rPr>
-        <w:rFonts w:ascii="Times New Roman" w:eastAsia="Calibri" w:hAnsi="Times New Roman" w:cs="Times New Roman"/>
-      </w:rPr>
-      <w:tab/>
+        <w:rFonts w:ascii="Clarendon" w:eastAsia="Calibri" w:hAnsi="Clarendon" w:cs="Calibri"/>
+        <w:bCs/>
+        <w:i/>
+        <w:lang w:val="hr-HR"/>
+      </w:rPr>
+      <w:t>E-mail: nermin.sarajlic@forensic-sarajevo.org</w:t>
     </w:r>
     <w:r>
       <w:rPr>
-        <w:rFonts w:ascii="Times New Roman" w:eastAsia="Calibri" w:hAnsi="Times New Roman" w:cs="Times New Roman"/>
-      </w:rPr>
-      <w:tab/>
-    </w:r>
-    <w:r>
-      <w:rPr>
-        <w:rFonts w:ascii="Times New Roman" w:eastAsia="Calibri" w:hAnsi="Times New Roman" w:cs="Times New Roman"/>
-        <w:sz w:val="17"/>
-        <w:szCs w:val="19"/>
-      </w:rPr>
-      <w:t>E-mail: adis.salihbegovic@mf.unsa.</w:t>
-    </w:r>
-    <w:r>
-      <w:rPr>
         <w:rFonts w:ascii="Clarendon" w:eastAsia="Calibri" w:hAnsi="Clarendon" w:cs="Calibri"/>
-        <w:sz w:val="17"/>
-        <w:szCs w:val="19"/>
-      </w:rPr>
-      <w:t>ba</w:t>
-    </w:r>
-    <w:r>
-      <w:rPr>
-        <w:rFonts w:ascii="Calibri" w:eastAsia="Calibri" w:hAnsi="Calibri" w:cs="Calibri"/>
-      </w:rPr>
-      <w:t xml:space="preserve">    </w:t>
+        <w:b/>
+        <w:i/>
+        <w:lang w:val="hr-HR"/>
+      </w:rPr>
+      <w:t xml:space="preserve">                           </w:t>
     </w:r>
   </w:p>
   <w:p>
@@ -2721,12 +2779,153 @@
         <w:tab w:val="center" w:pos="4680"/>
         <w:tab w:val="right" w:pos="9360"/>
       </w:tabs>
-      <w:spacing w:after="60" w:line="240" w:lineRule="auto"/>
-      <w:ind w:right="360"/>
+      <w:spacing w:after="0"/>
       <w:rPr>
         <w:rFonts w:ascii="Calibri" w:eastAsia="Calibri" w:hAnsi="Calibri" w:cs="Calibri"/>
+        <w:lang w:val="bs-Latn-BA"/>
       </w:rPr>
     </w:pPr>
+    <w:r>
+      <w:rPr>
+        <w:rFonts w:ascii="Calibri" w:eastAsia="Calibri" w:hAnsi="Calibri" w:cs="Calibri"/>
+        <w:noProof/>
+      </w:rPr>
+      <mc:AlternateContent>
+        <mc:Choice Requires="wps">
+          <w:drawing>
+            <wp:anchor distT="0" distB="0" distL="0" distR="0" simplePos="0" relativeHeight="251659264" behindDoc="1" locked="0" layoutInCell="1" allowOverlap="1" wp14:anchorId="7104FF70" wp14:editId="67C86D16">
+              <wp:simplePos x="0" y="0"/>
+              <wp:positionH relativeFrom="column">
+                <wp:posOffset>-10160</wp:posOffset>
+              </wp:positionH>
+              <wp:positionV relativeFrom="paragraph">
+                <wp:posOffset>136525</wp:posOffset>
+              </wp:positionV>
+              <wp:extent cx="6178550" cy="15875"/>
+              <wp:effectExtent l="0" t="0" r="0" b="0"/>
+              <wp:wrapNone/>
+              <wp:docPr id="2" name="Straight Connector 1"/>
+              <wp:cNvGraphicFramePr/>
+              <a:graphic xmlns:a="http://schemas.openxmlformats.org/drawingml/2006/main">
+                <a:graphicData uri="http://schemas.microsoft.com/office/word/2010/wordprocessingShape">
+                  <wps:wsp>
+                    <wps:cNvCnPr/>
+                    <wps:spPr>
+                      <a:xfrm>
+                        <a:off x="0" y="0"/>
+                        <a:ext cx="6178680" cy="15840"/>
+                      </a:xfrm>
+                      <a:prstGeom prst="line">
+                        <a:avLst/>
+                      </a:prstGeom>
+                      <a:noFill/>
+                      <a:ln w="38100" cap="flat" cmpd="sng" algn="ctr">
+                        <a:noFill/>
+                        <a:prstDash val="solid"/>
+                      </a:ln>
+                      <a:effectLst>
+                        <a:outerShdw blurRad="40000" dist="23000" dir="5400000" rotWithShape="0">
+                          <a:srgbClr val="000000">
+                            <a:alpha val="35000"/>
+                          </a:srgbClr>
+                        </a:outerShdw>
+                      </a:effectLst>
+                    </wps:spPr>
+                    <wps:bodyPr/>
+                  </wps:wsp>
+                </a:graphicData>
+              </a:graphic>
+            </wp:anchor>
+          </w:drawing>
+        </mc:Choice>
+        <mc:Fallback>
+          <w:pict>
+            <v:line w14:anchorId="3F16E3E1" id="Straight Connector 1" o:spid="_x0000_s1026" style="position:absolute;z-index:-251657216;visibility:visible;mso-wrap-style:square;mso-wrap-distance-left:0;mso-wrap-distance-top:0;mso-wrap-distance-right:0;mso-wrap-distance-bottom:0;mso-position-horizontal:absolute;mso-position-horizontal-relative:text;mso-position-vertical:absolute;mso-position-vertical-relative:text" from="-.8pt,10.75pt" to="485.7pt,12pt" o:gfxdata="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" stroked="f" strokeweight="3pt">
+              <v:shadow on="t" color="black" opacity="22937f" origin=",.5" offset="0,.63889mm"/>
+            </v:line>
+          </w:pict>
+        </mc:Fallback>
+      </mc:AlternateContent>
+    </w:r>
+    <w:r>
+      <w:rPr>
+        <w:rFonts w:ascii="Calibri" w:eastAsia="Calibri" w:hAnsi="Calibri" w:cs="Calibri"/>
+        <w:noProof/>
+      </w:rPr>
+      <mc:AlternateContent>
+        <mc:Choice Requires="wps">
+          <w:drawing>
+            <wp:anchor distT="9525" distB="9525" distL="0" distR="0" simplePos="0" relativeHeight="251660288" behindDoc="1" locked="0" layoutInCell="1" allowOverlap="1" wp14:anchorId="0F0DD982" wp14:editId="215E1503">
+              <wp:simplePos x="0" y="0"/>
+              <wp:positionH relativeFrom="column">
+                <wp:posOffset>-10160</wp:posOffset>
+              </wp:positionH>
+              <wp:positionV relativeFrom="paragraph">
+                <wp:posOffset>152400</wp:posOffset>
+              </wp:positionV>
+              <wp:extent cx="6177915" cy="635"/>
+              <wp:effectExtent l="0" t="9525" r="0" b="9525"/>
+              <wp:wrapNone/>
+              <wp:docPr id="3" name="Straight Connector 2"/>
+              <wp:cNvGraphicFramePr/>
+              <a:graphic xmlns:a="http://schemas.openxmlformats.org/drawingml/2006/main">
+                <a:graphicData uri="http://schemas.microsoft.com/office/word/2010/wordprocessingShape">
+                  <wps:wsp>
+                    <wps:cNvCnPr/>
+                    <wps:spPr>
+                      <a:xfrm>
+                        <a:off x="0" y="0"/>
+                        <a:ext cx="6177960" cy="720"/>
+                      </a:xfrm>
+                      <a:prstGeom prst="line">
+                        <a:avLst/>
+                      </a:prstGeom>
+                      <a:noFill/>
+                      <a:ln w="38100" cap="flat" cmpd="sng" algn="ctr">
+                        <a:solidFill>
+                          <a:srgbClr val="000000"/>
+                        </a:solidFill>
+                        <a:prstDash val="solid"/>
+                      </a:ln>
+                      <a:effectLst>
+                        <a:outerShdw blurRad="40000" dist="23000" dir="5400000" rotWithShape="0">
+                          <a:srgbClr val="000000">
+                            <a:alpha val="35000"/>
+                          </a:srgbClr>
+                        </a:outerShdw>
+                      </a:effectLst>
+                    </wps:spPr>
+                    <wps:bodyPr/>
+                  </wps:wsp>
+                </a:graphicData>
+              </a:graphic>
+            </wp:anchor>
+          </w:drawing>
+        </mc:Choice>
+        <mc:Fallback>
+          <w:pict>
+            <v:line w14:anchorId="678471B7" id="Straight Connector 2" o:spid="_x0000_s1026" style="position:absolute;z-index:-251656192;visibility:visible;mso-wrap-style:square;mso-wrap-distance-left:0;mso-wrap-distance-top:.75pt;mso-wrap-distance-right:0;mso-wrap-distance-bottom:.75pt;mso-position-horizontal:absolute;mso-position-horizontal-relative:text;mso-position-vertical:absolute;mso-position-vertical-relative:text" from="-.8pt,12pt" to="485.65pt,12.05pt" o:gfxdata="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" strokeweight="3pt">
+              <v:shadow on="t" color="black" opacity="22937f" origin=",.5" offset="0,.63889mm"/>
+            </v:line>
+          </w:pict>
+        </mc:Fallback>
+      </mc:AlternateContent>
+    </w:r>
+    <w:r>
+      <w:rPr>
+        <w:rFonts w:ascii="Calibri" w:eastAsia="Calibri" w:hAnsi="Calibri" w:cs="Calibri"/>
+        <w:lang w:val="bs-Latn-BA"/>
+      </w:rPr>
+      <w:t xml:space="preserve">         </w:t>
+    </w:r>
+    <w:r>
+      <w:rPr>
+        <w:rFonts w:ascii="Calibri" w:eastAsia="Calibri" w:hAnsi="Calibri" w:cs="Calibri"/>
+        <w:b/>
+        <w:lang w:val="hr-HR"/>
+      </w:rPr>
+      <w:t xml:space="preserve">                </w:t>
+    </w:r>
   </w:p>
 </w:hdr>
 </file>
